--- a/yu_7oy.docx
+++ b/yu_7oy.docx
@@ -820,7 +820,47 @@
           <w:sz w:val="22"/>
           <w:szCs w:val="22"/>
         </w:rPr>
-        <w:t>« TESHAYEV ALISHER SHAVQIDDIN O‘G‘LI » ЯТТ</w:t>
+        <w:t xml:space="preserve">« TESHAYEV </w:t>
+      </w:r>
+      <w:r>
+        <w:rPr>
+          <w:rFonts w:ascii="Montserrat" w:hAnsi="Montserrat"/>
+          <w:b/>
+          <w:bCs/>
+          <w:sz w:val="22"/>
+          <w:szCs w:val="22"/>
+        </w:rPr>
+        <w:t>JAHONGIR</w:t>
+      </w:r>
+      <w:r>
+        <w:rPr>
+          <w:rFonts w:ascii="Montserrat" w:hAnsi="Montserrat"/>
+          <w:b/>
+          <w:bCs/>
+          <w:sz w:val="22"/>
+          <w:szCs w:val="22"/>
+        </w:rPr>
+        <w:t xml:space="preserve"> SHA</w:t>
+      </w:r>
+      <w:r>
+        <w:rPr>
+          <w:rFonts w:ascii="Montserrat" w:hAnsi="Montserrat"/>
+          <w:b/>
+          <w:bCs/>
+          <w:sz w:val="22"/>
+          <w:szCs w:val="22"/>
+        </w:rPr>
+        <w:t>XOBJON</w:t>
+      </w:r>
+      <w:r>
+        <w:rPr>
+          <w:rFonts w:ascii="Montserrat" w:hAnsi="Montserrat"/>
+          <w:b/>
+          <w:bCs/>
+          <w:sz w:val="22"/>
+          <w:szCs w:val="22"/>
+        </w:rPr>
+        <w:t xml:space="preserve"> O‘G‘LI » ЯТТ</w:t>
       </w:r>
       <w:r>
         <w:rPr>
@@ -918,8 +958,19 @@
           <w:bCs/>
           <w:sz w:val="22"/>
           <w:szCs w:val="22"/>
-        </w:rPr>
-        <w:t>A.Sh</w:t>
+          <w:lang w:val="en-US"/>
+        </w:rPr>
+        <w:t>J</w:t>
+      </w:r>
+      <w:r>
+        <w:rPr>
+          <w:rFonts w:ascii="Montserrat" w:hAnsi="Montserrat"/>
+          <w:b/>
+          <w:bCs/>
+          <w:sz w:val="22"/>
+          <w:szCs w:val="22"/>
+        </w:rPr>
+        <w:t>.Sh</w:t>
       </w:r>
       <w:r>
         <w:rPr>
@@ -6703,8 +6754,8 @@
         <w:tblLook w:val="04A0" w:firstRow="1" w:lastRow="0" w:firstColumn="1" w:lastColumn="0" w:noHBand="0" w:noVBand="1"/>
       </w:tblPr>
       <w:tblGrid>
-        <w:gridCol w:w="4969"/>
-        <w:gridCol w:w="4948"/>
+        <w:gridCol w:w="4971"/>
+        <w:gridCol w:w="4946"/>
       </w:tblGrid>
       <w:tr>
         <w:tc>
@@ -6838,7 +6889,23 @@
                 <w:color w:val="000000" w:themeColor="text1"/>
                 <w:lang w:val="uz-Cyrl-UZ"/>
               </w:rPr>
-              <w:t xml:space="preserve">TESHAYEV ALISHER SHAVQIDDIN O‘G‘LI </w:t>
+              <w:t xml:space="preserve">TESHAYEV </w:t>
+            </w:r>
+            <w:r>
+              <w:rPr>
+                <w:rFonts w:ascii="Montserrat" w:hAnsi="Montserrat" w:cs="Tahoma"/>
+                <w:color w:val="000000" w:themeColor="text1"/>
+                <w:lang w:val="uz-Cyrl-UZ"/>
+              </w:rPr>
+              <w:t xml:space="preserve">JAHONGIR SHAXOBJON </w:t>
+            </w:r>
+            <w:r>
+              <w:rPr>
+                <w:rFonts w:ascii="Montserrat" w:hAnsi="Montserrat" w:cs="Tahoma"/>
+                <w:color w:val="000000" w:themeColor="text1"/>
+                <w:lang w:val="uz-Cyrl-UZ"/>
+              </w:rPr>
+              <w:t xml:space="preserve">O‘G‘LI </w:t>
             </w:r>
             <w:r>
               <w:rPr>
@@ -7026,7 +7093,52 @@
                 <w:rFonts w:ascii="Montserrat" w:hAnsi="Montserrat"/>
                 <w:lang w:val="uz-Cyrl-UZ"/>
               </w:rPr>
-              <w:t>Бухоро вилояти, G'ijduvon tumani Mahallaqozi 97-uy</w:t>
+              <w:t xml:space="preserve">Бухоро вилояти, G'ijduvon tumani Mahallaqozi </w:t>
+            </w:r>
+            <w:r>
+              <w:rPr>
+                <w:rFonts w:ascii="Montserrat" w:hAnsi="Montserrat"/>
+                <w:lang w:val="uz-Cyrl-UZ"/>
+              </w:rPr>
+              <w:t>58</w:t>
+            </w:r>
+            <w:r>
+              <w:rPr>
+                <w:rFonts w:ascii="Montserrat" w:hAnsi="Montserrat"/>
+                <w:lang w:val="uz-Cyrl-UZ"/>
+              </w:rPr>
+              <w:t>-uy</w:t>
+            </w:r>
+          </w:p>
+          <w:p>
+            <w:pPr>
+              <w:pStyle w:val="a6"/>
+              <w:ind w:left="0"/>
+              <w:rPr>
+                <w:rFonts w:ascii="Montserrat" w:hAnsi="Montserrat"/>
+                <w:b/>
+                <w:lang w:val="uz-Cyrl-UZ"/>
+              </w:rPr>
+            </w:pPr>
+            <w:r>
+              <w:rPr>
+                <w:rFonts w:ascii="Montserrat" w:hAnsi="Montserrat"/>
+                <w:lang w:val="en-US"/>
+              </w:rPr>
+              <w:t xml:space="preserve">                       </w:t>
+            </w:r>
+            <w:r>
+              <w:rPr>
+                <w:rFonts w:ascii="Montserrat" w:hAnsi="Montserrat"/>
+                <w:lang w:val="uz-Cyrl-UZ"/>
+              </w:rPr>
+              <w:t xml:space="preserve">ИНН: </w:t>
+            </w:r>
+            <w:r>
+              <w:rPr>
+                <w:rFonts w:ascii="Montserrat" w:hAnsi="Montserrat"/>
+              </w:rPr>
+              <w:t>52006075310058</w:t>
             </w:r>
           </w:p>
           <w:p>
@@ -7039,78 +7151,18 @@
                 <w:lang w:val="uz-Cyrl-UZ"/>
               </w:rPr>
             </w:pPr>
-          </w:p>
-          <w:p>
-            <w:pPr>
-              <w:pStyle w:val="a6"/>
-              <w:jc w:val="center"/>
-              <w:rPr>
-                <w:rFonts w:ascii="Montserrat" w:hAnsi="Montserrat"/>
-                <w:b/>
-                <w:lang w:val="uz-Cyrl-UZ"/>
-              </w:rPr>
-            </w:pPr>
             <w:r>
               <w:rPr>
                 <w:rFonts w:ascii="Montserrat" w:hAnsi="Montserrat"/>
                 <w:lang w:val="uz-Cyrl-UZ"/>
               </w:rPr>
-              <w:t>ИНН: 30902975310061</w:t>
-            </w:r>
-          </w:p>
-          <w:p>
-            <w:pPr>
-              <w:pStyle w:val="a6"/>
-              <w:jc w:val="center"/>
-              <w:rPr>
-                <w:rFonts w:ascii="Montserrat" w:hAnsi="Montserrat"/>
-                <w:b/>
-                <w:lang w:val="uz-Cyrl-UZ"/>
-              </w:rPr>
-            </w:pPr>
-            <w:r>
-              <w:rPr>
-                <w:rFonts w:ascii="Montserrat" w:hAnsi="Montserrat"/>
-                <w:lang w:val="uz-Cyrl-UZ"/>
-              </w:rPr>
-              <w:t xml:space="preserve">       Х/Р: 20218000707375860001</w:t>
-            </w:r>
-          </w:p>
-          <w:p>
-            <w:pPr>
-              <w:pStyle w:val="a6"/>
-              <w:rPr>
-                <w:rFonts w:ascii="Montserrat" w:hAnsi="Montserrat"/>
-                <w:lang w:val="uz-Cyrl-UZ"/>
-              </w:rPr>
-            </w:pPr>
-            <w:r>
-              <w:rPr>
-                <w:rFonts w:ascii="Montserrat" w:hAnsi="Montserrat"/>
-                <w:lang w:val="uz-Cyrl-UZ"/>
-              </w:rPr>
-              <w:t xml:space="preserve">                         МФО: </w:t>
+              <w:t xml:space="preserve">       Х/Р: </w:t>
             </w:r>
             <w:r>
               <w:rPr>
-                <w:rFonts w:ascii="Montserrat" w:hAnsi="Montserrat" w:cs="Tahoma"/>
-                <w:spacing w:val="-8"/>
-              </w:rPr>
-              <w:softHyphen/>
-            </w:r>
-            <w:r>
-              <w:rPr>
-                <w:rFonts w:ascii="Montserrat" w:hAnsi="Montserrat" w:cs="Tahoma"/>
-                <w:spacing w:val="-8"/>
-              </w:rPr>
-              <w:softHyphen/>
-            </w:r>
-            <w:r>
-              <w:rPr>
                 <w:rFonts w:ascii="Montserrat" w:hAnsi="Montserrat"/>
-                <w:lang w:val="uz-Cyrl-UZ"/>
-              </w:rPr>
-              <w:t>00444</w:t>
+              </w:rPr>
+              <w:t>20218000907426612001</w:t>
             </w:r>
           </w:p>
           <w:p>
@@ -7124,6 +7176,47 @@
                 <w:lang w:val="uz-Cyrl-UZ"/>
               </w:rPr>
             </w:pPr>
+            <w:r>
+              <w:rPr>
+                <w:rFonts w:ascii="Montserrat" w:hAnsi="Montserrat"/>
+                <w:lang w:val="uz-Cyrl-UZ"/>
+              </w:rPr>
+              <w:t xml:space="preserve">                         </w:t>
+            </w:r>
+            <w:r>
+              <w:rPr>
+                <w:rFonts w:ascii="Montserrat" w:hAnsi="Montserrat"/>
+                <w:lang w:val="en-US"/>
+              </w:rPr>
+              <w:t xml:space="preserve">         </w:t>
+            </w:r>
+            <w:r>
+              <w:rPr>
+                <w:rFonts w:ascii="Montserrat" w:hAnsi="Montserrat"/>
+                <w:lang w:val="uz-Cyrl-UZ"/>
+              </w:rPr>
+              <w:t xml:space="preserve">МФО: </w:t>
+            </w:r>
+            <w:r>
+              <w:rPr>
+                <w:rFonts w:ascii="Montserrat" w:hAnsi="Montserrat" w:cs="Tahoma"/>
+                <w:spacing w:val="-8"/>
+              </w:rPr>
+              <w:softHyphen/>
+            </w:r>
+            <w:r>
+              <w:rPr>
+                <w:rFonts w:ascii="Montserrat" w:hAnsi="Montserrat" w:cs="Tahoma"/>
+                <w:spacing w:val="-8"/>
+              </w:rPr>
+              <w:softHyphen/>
+            </w:r>
+            <w:r>
+              <w:rPr>
+                <w:rFonts w:ascii="Montserrat" w:hAnsi="Montserrat"/>
+              </w:rPr>
+              <w:t>01188</w:t>
+            </w:r>
           </w:p>
         </w:tc>
       </w:tr>
@@ -7202,7 +7295,23 @@
           <w:spacing w:val="-8"/>
           <w:lang w:val="uz-Latn-UZ"/>
         </w:rPr>
-        <w:t>:_ Teshayev.A.</w:t>
+        <w:t>:_ Teshayev.</w:t>
+      </w:r>
+      <w:r>
+        <w:rPr>
+          <w:rFonts w:ascii="Montserrat" w:hAnsi="Montserrat" w:cs="Tahoma"/>
+          <w:spacing w:val="-8"/>
+          <w:lang w:val="uz-Latn-UZ"/>
+        </w:rPr>
+        <w:t>J</w:t>
+      </w:r>
+      <w:r>
+        <w:rPr>
+          <w:rFonts w:ascii="Montserrat" w:hAnsi="Montserrat" w:cs="Tahoma"/>
+          <w:spacing w:val="-8"/>
+          <w:lang w:val="uz-Latn-UZ"/>
+        </w:rPr>
+        <w:t>.</w:t>
       </w:r>
     </w:p>
     <w:p>
@@ -8873,7 +8982,7 @@
     <w:lsdException w:name="Signature" w:semiHidden="1" w:unhideWhenUsed="1"/>
     <w:lsdException w:name="Default Paragraph Font" w:semiHidden="1" w:uiPriority="1" w:unhideWhenUsed="1"/>
     <w:lsdException w:name="Body Text" w:semiHidden="1" w:unhideWhenUsed="1"/>
-    <w:lsdException w:name="Body Text Indent" w:semiHidden="1" w:uiPriority="0" w:unhideWhenUsed="1"/>
+    <w:lsdException w:name="Body Text Indent" w:semiHidden="1" w:unhideWhenUsed="1"/>
     <w:lsdException w:name="List Continue" w:semiHidden="1" w:unhideWhenUsed="1"/>
     <w:lsdException w:name="List Continue 2" w:semiHidden="1" w:unhideWhenUsed="1"/>
     <w:lsdException w:name="List Continue 3" w:semiHidden="1" w:unhideWhenUsed="1"/>
@@ -9250,6 +9359,7 @@
   <w:style w:type="character" w:default="1" w:styleId="a0">
     <w:name w:val="Default Paragraph Font"/>
     <w:uiPriority w:val="1"/>
+    <w:semiHidden/>
     <w:unhideWhenUsed/>
   </w:style>
   <w:style w:type="table" w:default="1" w:styleId="a1">
@@ -9336,6 +9446,7 @@
     <w:name w:val="Body Text Indent"/>
     <w:basedOn w:val="a"/>
     <w:link w:val="a7"/>
+    <w:uiPriority w:val="99"/>
     <w:unhideWhenUsed/>
     <w:rsid w:val="00DF53D0"/>
     <w:pPr>
@@ -9347,6 +9458,7 @@
     <w:name w:val="Основной текст с отступом Знак"/>
     <w:basedOn w:val="a0"/>
     <w:link w:val="a6"/>
+    <w:uiPriority w:val="99"/>
     <w:rsid w:val="00DF53D0"/>
     <w:rPr>
       <w:rFonts w:ascii="Microsoft Sans Serif" w:eastAsia="Microsoft Sans Serif" w:hAnsi="Microsoft Sans Serif" w:cs="Microsoft Sans Serif"/>
